--- a/examples/classification/doc/03_skcla_svc.docx
+++ b/examples/classification/doc/03_skcla_svc.docx
@@ -53,6 +53,45 @@
       </w:pPr>
       <w:r>
         <w:rPr>
+          <w:rStyle w:val="FunctionTok"/>
+        </w:rPr>
+        <w:t xml:space="preserve">source</w:t>
+      </w:r>
+      <w:r>
+        <w:rPr>
+          <w:rStyle w:val="NormalTok"/>
+        </w:rPr>
+        <w:t xml:space="preserve">(</w:t>
+      </w:r>
+      <w:r>
+        <w:rPr>
+          <w:rStyle w:val="FunctionTok"/>
+        </w:rPr>
+        <w:t xml:space="preserve">url</w:t>
+      </w:r>
+      <w:r>
+        <w:rPr>
+          <w:rStyle w:val="NormalTok"/>
+        </w:rPr>
+        <w:t xml:space="preserve">(</w:t>
+      </w:r>
+      <w:r>
+        <w:rPr>
+          <w:rStyle w:val="StringTok"/>
+        </w:rPr>
+        <w:t xml:space="preserve">"https://raw.githubusercontent.com/cefet-rj-dal/daltoolboxdp/main/examples/seed.R"</w:t>
+      </w:r>
+      <w:r>
+        <w:rPr>
+          <w:rStyle w:val="NormalTok"/>
+        </w:rPr>
+        <w:t xml:space="preserve">))</w:t>
+      </w:r>
+      <w:r>
+        <w:br/>
+      </w:r>
+      <w:r>
+        <w:rPr>
           <w:rStyle w:val="CommentTok"/>
         </w:rPr>
         <w:t xml:space="preserve"># Installation (if needed)</w:t>
@@ -563,6 +602,21 @@
           <w:rStyle w:val="NormalTok"/>
         </w:rPr>
         <w:t xml:space="preserve">, slevels)</w:t>
+      </w:r>
+      <w:r>
+        <w:br/>
+      </w:r>
+      <w:r>
+        <w:rPr>
+          <w:rStyle w:val="FunctionTok"/>
+        </w:rPr>
+        <w:t xml:space="preserve">set_example_seed</w:t>
+      </w:r>
+      <w:r>
+        <w:rPr>
+          <w:rStyle w:val="NormalTok"/>
+        </w:rPr>
+        <w:t xml:space="preserve">()</w:t>
       </w:r>
       <w:r>
         <w:br/>

--- a/examples/classification/doc/03_skcla_svc.docx
+++ b/examples/classification/doc/03_skcla_svc.docx
@@ -24,7 +24,7 @@
         <w:pStyle w:val="BodyText"/>
       </w:pPr>
       <w:r>
-        <w:t xml:space="preserve">This example uses SVM (scikit-learn via reticulate) to classify the Iris dataset. Workflow: split train/test, train, predict, and evaluate.</w:t>
+        <w:t xml:space="preserve">This example uses SVM (scikit-learn via reticulate) to classify the Iris dataset. Workflow: split train/test, train, predict class scores, and evaluate.</w:t>
       </w:r>
     </w:p>
     <w:p>
@@ -601,7 +601,31 @@
         <w:rPr>
           <w:rStyle w:val="NormalTok"/>
         </w:rPr>
-        <w:t xml:space="preserve">, slevels)</w:t>
+        <w:t xml:space="preserve">, slevels, </w:t>
+      </w:r>
+      <w:r>
+        <w:rPr>
+          <w:rStyle w:val="AttributeTok"/>
+        </w:rPr>
+        <w:t xml:space="preserve">probability =</w:t>
+      </w:r>
+      <w:r>
+        <w:rPr>
+          <w:rStyle w:val="NormalTok"/>
+        </w:rPr>
+        <w:t xml:space="preserve"> </w:t>
+      </w:r>
+      <w:r>
+        <w:rPr>
+          <w:rStyle w:val="ConstantTok"/>
+        </w:rPr>
+        <w:t xml:space="preserve">TRUE</w:t>
+      </w:r>
+      <w:r>
+        <w:rPr>
+          <w:rStyle w:val="NormalTok"/>
+        </w:rPr>
+        <w:t xml:space="preserve">)</w:t>
       </w:r>
       <w:r>
         <w:br/>
@@ -688,109 +712,16 @@
         <w:br/>
       </w:r>
       <w:r>
-        <w:br/>
-      </w:r>
-      <w:r>
-        <w:rPr>
-          <w:rStyle w:val="NormalTok"/>
-        </w:rPr>
-        <w:t xml:space="preserve">iris_train_predictand </w:t>
-      </w:r>
-      <w:r>
-        <w:rPr>
-          <w:rStyle w:val="OtherTok"/>
-        </w:rPr>
-        <w:t xml:space="preserve">&lt;-</w:t>
-      </w:r>
-      <w:r>
-        <w:rPr>
-          <w:rStyle w:val="NormalTok"/>
-        </w:rPr>
-        <w:t xml:space="preserve"> </w:t>
-      </w:r>
-      <w:r>
         <w:rPr>
           <w:rStyle w:val="FunctionTok"/>
         </w:rPr>
-        <w:t xml:space="preserve">adjust_class_label</w:t>
-      </w:r>
-      <w:r>
-        <w:rPr>
-          <w:rStyle w:val="NormalTok"/>
-        </w:rPr>
-        <w:t xml:space="preserve">(iris_train[, </w:t>
-      </w:r>
-      <w:r>
-        <w:rPr>
-          <w:rStyle w:val="StringTok"/>
-        </w:rPr>
-        <w:t xml:space="preserve">"Species"</w:t>
-      </w:r>
-      <w:r>
-        <w:rPr>
-          <w:rStyle w:val="NormalTok"/>
-        </w:rPr>
-        <w:t xml:space="preserve">])</w:t>
-      </w:r>
-      <w:r>
-        <w:br/>
-      </w:r>
-      <w:r>
-        <w:rPr>
-          <w:rStyle w:val="NormalTok"/>
-        </w:rPr>
-        <w:t xml:space="preserve">train_eval </w:t>
-      </w:r>
-      <w:r>
-        <w:rPr>
-          <w:rStyle w:val="OtherTok"/>
-        </w:rPr>
-        <w:t xml:space="preserve">&lt;-</w:t>
-      </w:r>
-      <w:r>
-        <w:rPr>
-          <w:rStyle w:val="NormalTok"/>
-        </w:rPr>
-        <w:t xml:space="preserve"> </w:t>
-      </w:r>
-      <w:r>
-        <w:rPr>
-          <w:rStyle w:val="FunctionTok"/>
-        </w:rPr>
-        <w:t xml:space="preserve">evaluate</w:t>
-      </w:r>
-      <w:r>
-        <w:rPr>
-          <w:rStyle w:val="NormalTok"/>
-        </w:rPr>
-        <w:t xml:space="preserve">(model, iris_train_predictand, train_prediction)</w:t>
-      </w:r>
-      <w:r>
-        <w:br/>
-      </w:r>
-      <w:r>
-        <w:rPr>
-          <w:rStyle w:val="FunctionTok"/>
-        </w:rPr>
-        <w:t xml:space="preserve">print</w:t>
-      </w:r>
-      <w:r>
-        <w:rPr>
-          <w:rStyle w:val="NormalTok"/>
-        </w:rPr>
-        <w:t xml:space="preserve">(train_eval</w:t>
-      </w:r>
-      <w:r>
-        <w:rPr>
-          <w:rStyle w:val="SpecialCharTok"/>
-        </w:rPr>
-        <w:t xml:space="preserve">$</w:t>
-      </w:r>
-      <w:r>
-        <w:rPr>
-          <w:rStyle w:val="NormalTok"/>
-        </w:rPr>
-        <w:t xml:space="preserve">metrics)</w:t>
+        <w:t xml:space="preserve">head</w:t>
+      </w:r>
+      <w:r>
+        <w:rPr>
+          <w:rStyle w:val="NormalTok"/>
+        </w:rPr>
+        <w:t xml:space="preserve">(train_prediction)</w:t>
       </w:r>
     </w:p>
     <w:p>
@@ -801,7 +732,7 @@
         <w:rPr>
           <w:rStyle w:val="VerbatimChar"/>
         </w:rPr>
-        <w:t xml:space="preserve">##    accuracy TP TN FP FN precision recall sensitivity specificity f1</w:t>
+        <w:t xml:space="preserve">##        setosa  versicolor   virginica</w:t>
       </w:r>
       <w:r>
         <w:br/>
@@ -810,7 +741,52 @@
         <w:rPr>
           <w:rStyle w:val="VerbatimChar"/>
         </w:rPr>
-        <w:t xml:space="preserve">## 1 0.9833333 39 81  0  0         1      1           1           1  1</w:t>
+        <w:t xml:space="preserve">## 1 0.014935939 0.981461148 0.003602913</w:t>
+      </w:r>
+      <w:r>
+        <w:br/>
+      </w:r>
+      <w:r>
+        <w:rPr>
+          <w:rStyle w:val="VerbatimChar"/>
+        </w:rPr>
+        <w:t xml:space="preserve">## 2 0.007765275 0.005611677 0.986623049</w:t>
+      </w:r>
+      <w:r>
+        <w:br/>
+      </w:r>
+      <w:r>
+        <w:rPr>
+          <w:rStyle w:val="VerbatimChar"/>
+        </w:rPr>
+        <w:t xml:space="preserve">## 3 0.972596071 0.017142937 0.010260992</w:t>
+      </w:r>
+      <w:r>
+        <w:br/>
+      </w:r>
+      <w:r>
+        <w:rPr>
+          <w:rStyle w:val="VerbatimChar"/>
+        </w:rPr>
+        <w:t xml:space="preserve">## 4 0.975868550 0.014102181 0.010029269</w:t>
+      </w:r>
+      <w:r>
+        <w:br/>
+      </w:r>
+      <w:r>
+        <w:rPr>
+          <w:rStyle w:val="VerbatimChar"/>
+        </w:rPr>
+        <w:t xml:space="preserve">## 5 0.016318477 0.924225228 0.059456295</w:t>
+      </w:r>
+      <w:r>
+        <w:br/>
+      </w:r>
+      <w:r>
+        <w:rPr>
+          <w:rStyle w:val="VerbatimChar"/>
+        </w:rPr>
+        <w:t xml:space="preserve">## 6 0.010142411 0.937662715 0.052194874</w:t>
       </w:r>
     </w:p>
     <w:p>
@@ -821,6 +797,100 @@
         <w:rPr>
           <w:rStyle w:val="NormalTok"/>
         </w:rPr>
+        <w:t xml:space="preserve">train_eval </w:t>
+      </w:r>
+      <w:r>
+        <w:rPr>
+          <w:rStyle w:val="OtherTok"/>
+        </w:rPr>
+        <w:t xml:space="preserve">&lt;-</w:t>
+      </w:r>
+      <w:r>
+        <w:rPr>
+          <w:rStyle w:val="NormalTok"/>
+        </w:rPr>
+        <w:t xml:space="preserve"> </w:t>
+      </w:r>
+      <w:r>
+        <w:rPr>
+          <w:rStyle w:val="FunctionTok"/>
+        </w:rPr>
+        <w:t xml:space="preserve">evaluate</w:t>
+      </w:r>
+      <w:r>
+        <w:rPr>
+          <w:rStyle w:val="NormalTok"/>
+        </w:rPr>
+        <w:t xml:space="preserve">(model, iris_train[, </w:t>
+      </w:r>
+      <w:r>
+        <w:rPr>
+          <w:rStyle w:val="StringTok"/>
+        </w:rPr>
+        <w:t xml:space="preserve">"Species"</w:t>
+      </w:r>
+      <w:r>
+        <w:rPr>
+          <w:rStyle w:val="NormalTok"/>
+        </w:rPr>
+        <w:t xml:space="preserve">], train_prediction)</w:t>
+      </w:r>
+      <w:r>
+        <w:br/>
+      </w:r>
+      <w:r>
+        <w:rPr>
+          <w:rStyle w:val="FunctionTok"/>
+        </w:rPr>
+        <w:t xml:space="preserve">print</w:t>
+      </w:r>
+      <w:r>
+        <w:rPr>
+          <w:rStyle w:val="NormalTok"/>
+        </w:rPr>
+        <w:t xml:space="preserve">(train_eval</w:t>
+      </w:r>
+      <w:r>
+        <w:rPr>
+          <w:rStyle w:val="SpecialCharTok"/>
+        </w:rPr>
+        <w:t xml:space="preserve">$</w:t>
+      </w:r>
+      <w:r>
+        <w:rPr>
+          <w:rStyle w:val="NormalTok"/>
+        </w:rPr>
+        <w:t xml:space="preserve">metrics)</w:t>
+      </w:r>
+    </w:p>
+    <w:p>
+      <w:pPr>
+        <w:pStyle w:val="SourceCode"/>
+      </w:pPr>
+      <w:r>
+        <w:rPr>
+          <w:rStyle w:val="VerbatimChar"/>
+        </w:rPr>
+        <w:t xml:space="preserve">##   accuracy TP TN FP FN precision recall sensitivity specificity f1</w:t>
+      </w:r>
+      <w:r>
+        <w:br/>
+      </w:r>
+      <w:r>
+        <w:rPr>
+          <w:rStyle w:val="VerbatimChar"/>
+        </w:rPr>
+        <w:t xml:space="preserve">## 1    0.975 39 81  0  0         1      1           1           1  1</w:t>
+      </w:r>
+    </w:p>
+    <w:p>
+      <w:pPr>
+        <w:pStyle w:val="SourceCode"/>
+      </w:pPr>
+      <w:r>
+        <w:rPr>
+          <w:rStyle w:val="NormalTok"/>
+        </w:rPr>
         <w:t xml:space="preserve">iris_test</w:t>
       </w:r>
       <w:r>
@@ -989,7 +1059,7 @@
         <w:rPr>
           <w:rStyle w:val="NormalTok"/>
         </w:rPr>
-        <w:t xml:space="preserve">iris_test_predictand </w:t>
+        <w:t xml:space="preserve">test_eval </w:t>
       </w:r>
       <w:r>
         <w:rPr>
@@ -1007,13 +1077,13 @@
         <w:rPr>
           <w:rStyle w:val="FunctionTok"/>
         </w:rPr>
-        <w:t xml:space="preserve">adjust_class_label</w:t>
-      </w:r>
-      <w:r>
-        <w:rPr>
-          <w:rStyle w:val="NormalTok"/>
-        </w:rPr>
-        <w:t xml:space="preserve">(iris_test[, </w:t>
+        <w:t xml:space="preserve">evaluate</w:t>
+      </w:r>
+      <w:r>
+        <w:rPr>
+          <w:rStyle w:val="NormalTok"/>
+        </w:rPr>
+        <w:t xml:space="preserve">(model, iris_test[, </w:t>
       </w:r>
       <w:r>
         <w:rPr>
@@ -1025,40 +1095,7 @@
         <w:rPr>
           <w:rStyle w:val="NormalTok"/>
         </w:rPr>
-        <w:t xml:space="preserve">])</w:t>
-      </w:r>
-      <w:r>
-        <w:br/>
-      </w:r>
-      <w:r>
-        <w:rPr>
-          <w:rStyle w:val="NormalTok"/>
-        </w:rPr>
-        <w:t xml:space="preserve">test_eval </w:t>
-      </w:r>
-      <w:r>
-        <w:rPr>
-          <w:rStyle w:val="OtherTok"/>
-        </w:rPr>
-        <w:t xml:space="preserve">&lt;-</w:t>
-      </w:r>
-      <w:r>
-        <w:rPr>
-          <w:rStyle w:val="NormalTok"/>
-        </w:rPr>
-        <w:t xml:space="preserve"> </w:t>
-      </w:r>
-      <w:r>
-        <w:rPr>
-          <w:rStyle w:val="FunctionTok"/>
-        </w:rPr>
-        <w:t xml:space="preserve">evaluate</w:t>
-      </w:r>
-      <w:r>
-        <w:rPr>
-          <w:rStyle w:val="NormalTok"/>
-        </w:rPr>
-        <w:t xml:space="preserve">(model, iris_test_predictand, test_prediction)</w:t>
+        <w:t xml:space="preserve">], test_prediction)</w:t>
       </w:r>
       <w:r>
         <w:br/>
